--- a/cf/jm/u/files/u034.docx
+++ b/cf/jm/u/files/u034.docx
@@ -20,7 +20,7 @@
     </w:p>
     <w:p>
       <w:r>
-        <w:t>請針對每個題目，把答案填在「回答：」後面（越具體越好）；填好後請放回您的部門資料夾即可，不需回信。</w:t>
+        <w:t>這份問卷是想更了解您的實際作業，好把您的 AI 助理做得更貼近需求。第一部分請把答案填在「回答：」後面（越具體越好）；第二部分只是先讓您了解，之後用的時候再一起調整，不用現在填。填好後放回您的部門資料夾即可，不需回信。</w:t>
       </w:r>
     </w:p>
     <w:p>
@@ -32,8 +32,16 @@
       </w:r>
     </w:p>
     <w:p>
+      <w:pPr>
+        <w:pStyle w:val="Heading2"/>
+      </w:pPr>
       <w:r>
-        <w:t>1. 會計提供的差異資料固定欄位為何？含哪幾類差異（成本、營收、毛利）？</w:t>
+        <w:t>一、請您提供或確認的事情</w:t>
+      </w:r>
+    </w:p>
+    <w:p>
+      <w:r>
+        <w:t>1. 你想請 AI 幫你做哪一件事？（每月初把會計給的成本／營收差異資料整理好，並生一封回覆會計、副本給主管的 email 草稿）</w:t>
       </w:r>
     </w:p>
     <w:p>
@@ -43,7 +51,7 @@
     </w:p>
     <w:p>
       <w:r>
-        <w:t>2. 基準是預算還是前期？差異率的計算口徑請確認。</w:t>
+        <w:t>2. 資料從哪裡來？（會計從 SAP 撈好、email 給業務的成本或營收差異資料，實際 vs 預算／前期）</w:t>
       </w:r>
     </w:p>
     <w:p>
@@ -53,7 +61,7 @@
     </w:p>
     <w:p>
       <w:r>
-        <w:t>3. 常見差異原因有哪些分類？價差/量差/匯差/客戶結構/一次性費用是否涵蓋？</w:t>
+        <w:t>3. 你希望它最後生出什麼？（一張『差異彙整表』（含差異金額、差異率、初步原因推測），加上一封回覆 email 草稿）</w:t>
       </w:r>
     </w:p>
     <w:p>
@@ -63,7 +71,7 @@
     </w:p>
     <w:p>
       <w:r>
-        <w:t>4. 回覆Email的收件、CC對象與慣用格式為何？</w:t>
+        <w:t>4. 它要幫你算什麼？（算各項差異＝實際減基準，以及差異率，並挑出金額最大的重大差異項）</w:t>
       </w:r>
     </w:p>
     <w:p>
@@ -73,7 +81,7 @@
     </w:p>
     <w:p>
       <w:r>
-        <w:t>5. 哪些差異屬『重大』需特別說明（金額或差異率門檻）？</w:t>
+        <w:t>5. 有沒有一定要注意的？（差異金額、差異率要 100% 算對；『原因』只能給推測並標『待業務確認』，不能講得像已成定局）</w:t>
       </w:r>
     </w:p>
     <w:p>
@@ -83,12 +91,45 @@
     </w:p>
     <w:p>
       <w:r>
-        <w:t>6. 原因說明是否一律標『待業務確認』，避免AI武斷下結論？</w:t>
+        <w:t>6. 先講清楚：它只出草稿，不會幫你真的把 email 發出去</w:t>
       </w:r>
     </w:p>
     <w:p>
       <w:r>
         <w:t>回答：</w:t>
+      </w:r>
+    </w:p>
+    <w:p>
+      <w:pPr>
+        <w:pStyle w:val="Heading2"/>
+      </w:pPr>
+      <w:r>
+        <w:t>二、要用了之後、跟 AI 一起調整的事情（先了解即可，不用現在填）</w:t>
+      </w:r>
+    </w:p>
+    <w:p>
+      <w:r>
+        <w:t>• 拿一組真的『營收下滑＋成本超支』資料給它，看差異、差異率算得對不對、有沒有點出重大項</w:t>
+      </w:r>
+    </w:p>
+    <w:p>
+      <w:r>
+        <w:t>• 特別檢查它講差異原因時，是不是都標了『推斷／待確認』，如果它武斷下結論，就要在提示詞裡加強</w:t>
+      </w:r>
+    </w:p>
+    <w:p>
+      <w:r>
+        <w:t>• 把你們慣用的回覆 email 範本、常見差異原因分類補進知識庫，它推的原因會更貼近實務</w:t>
+      </w:r>
+    </w:p>
+    <w:p>
+      <w:r>
+        <w:t>• 如果它常抓錯『哪些算重大差異』，把你們的重大門檻寫清楚放進知識庫</w:t>
+      </w:r>
+    </w:p>
+    <w:p>
+      <w:r>
+        <w:t>• 用熟後把每次你補充的說明回饋給它，讓它下次的初步原因更準</w:t>
       </w:r>
     </w:p>
     <w:p/>
